--- a/study-material/Playwright Architecture New.docx
+++ b/study-material/Playwright Architecture New.docx
@@ -5380,7 +5380,7 @@
           <v:shape id="_x0000_i1025" type="#_x0000_t75" style="width:451.5pt;height:229.5pt" o:ole="">
             <v:imagedata r:id="rId33" o:title=""/>
           </v:shape>
-          <o:OLEObject Type="Embed" ProgID="Word.OpenDocumentText.12" ShapeID="_x0000_i1025" DrawAspect="Content" ObjectID="_1851717324" r:id="rId34"/>
+          <o:OLEObject Type="Embed" ProgID="Word.OpenDocumentText.12" ShapeID="_x0000_i1025" DrawAspect="Content" ObjectID="_1852914041" r:id="rId34"/>
         </w:object>
       </w:r>
     </w:p>
@@ -5493,7 +5493,7 @@
           <v:shape id="_x0000_i1026" type="#_x0000_t75" style="width:451.5pt;height:57pt" o:ole="">
             <v:imagedata r:id="rId35" o:title=""/>
           </v:shape>
-          <o:OLEObject Type="Embed" ProgID="Word.OpenDocumentText.12" ShapeID="_x0000_i1026" DrawAspect="Content" ObjectID="_1851717325" r:id="rId36"/>
+          <o:OLEObject Type="Embed" ProgID="Word.OpenDocumentText.12" ShapeID="_x0000_i1026" DrawAspect="Content" ObjectID="_1852914042" r:id="rId36"/>
         </w:object>
       </w:r>
     </w:p>
@@ -7104,6 +7104,23 @@
         </w:rPr>
         <w:tab/>
       </w:r>
+      <w:bookmarkStart w:id="2" w:name="_GoBack"/>
+      <w:bookmarkStart w:id="3" w:name="_MON_1852913986"/>
+      <w:bookmarkEnd w:id="3"/>
+      <w:r>
+        <w:rPr>
+          <w:rFonts w:cstheme="minorHAnsi"/>
+          <w:sz w:val="24"/>
+          <w:szCs w:val="24"/>
+        </w:rPr>
+        <w:object w:dxaOrig="9026" w:dyaOrig="2688">
+          <v:shape id="_x0000_i1027" type="#_x0000_t75" style="width:451.5pt;height:134.25pt" o:ole="">
+            <v:imagedata r:id="rId38" o:title=""/>
+          </v:shape>
+          <o:OLEObject Type="Embed" ProgID="Word.OpenDocumentText.12" ShapeID="_x0000_i1027" DrawAspect="Content" ObjectID="_1852914043" r:id="rId39"/>
+        </w:object>
+      </w:r>
+      <w:bookmarkEnd w:id="2"/>
     </w:p>
     <w:p>
       <w:pPr>
@@ -7405,7 +7422,16 @@
           <w:sz w:val="24"/>
           <w:szCs w:val="24"/>
         </w:rPr>
-        <w:t xml:space="preserve">. By default Playwright launches browser in headless mode. Explicitly, it is needed to set headless as false using </w:t>
+        <w:t xml:space="preserve">. By default Playwright </w:t>
+      </w:r>
+      <w:r>
+        <w:rPr>
+          <w:rFonts w:cstheme="minorHAnsi"/>
+          <w:sz w:val="24"/>
+          <w:szCs w:val="24"/>
+        </w:rPr>
+        <w:lastRenderedPageBreak/>
+        <w:t xml:space="preserve">launches browser in headless mode. Explicitly, it is needed to set headless as false using </w:t>
       </w:r>
       <w:proofErr w:type="spellStart"/>
       <w:proofErr w:type="gramStart"/>
@@ -7547,7 +7573,6 @@
           <w:sz w:val="24"/>
           <w:szCs w:val="24"/>
         </w:rPr>
-        <w:lastRenderedPageBreak/>
         <w:t xml:space="preserve">Browser is the actual browser instance while </w:t>
       </w:r>
       <w:proofErr w:type="spellStart"/>
@@ -7741,11 +7766,9 @@
           <w:szCs w:val="24"/>
         </w:rPr>
       </w:pPr>
-      <w:bookmarkStart w:id="2" w:name="_GoBack"/>
-      <w:bookmarkEnd w:id="2"/>
     </w:p>
     <w:sectPr>
-      <w:headerReference w:type="default" r:id="rId38"/>
+      <w:headerReference w:type="default" r:id="rId40"/>
       <w:pgSz w:w="11906" w:h="16838"/>
       <w:pgMar w:top="284" w:right="284" w:bottom="284" w:left="284" w:header="720" w:footer="720" w:gutter="0"/>
       <w:cols w:space="720"/>
